--- a/RVfpga/RVfpgaEL2/RVfpga_NexysVideo-NoDDR/Labs/RVfpgaLabsSolutions/Lab16/RVfpga_Lab16_VeeR-EL2_NexysVideo-NoDDR_Solutions.docx
+++ b/RVfpga/RVfpgaEL2/RVfpga_NexysVideo-NoDDR/Labs/RVfpgaLabsSolutions/Lab16/RVfpga_Lab16_VeeR-EL2_NexysVideo-NoDDR_Solutions.docx
@@ -258,7 +258,14 @@
           <w:rFonts w:eastAsia="Arial" w:cs="Arial"/>
           <w:color w:val="000000" w:themeColor="text1"/>
         </w:rPr>
-        <w:t>Nexys Video</w:t>
+        <w:t xml:space="preserve">Nexys </w:t>
+      </w:r>
+      <w:r>
+        <w:rPr>
+          <w:rFonts w:eastAsia="Arial" w:cs="Arial"/>
+          <w:color w:val="000000" w:themeColor="text1"/>
+        </w:rPr>
+        <w:t>Video</w:t>
       </w:r>
       <w:r>
         <w:rPr>
